--- a/AXE 01 DATA GOVERNANCE/001Dc_Po_SI_18_Charte_Gouvernance.docx
+++ b/AXE 01 DATA GOVERNANCE/001Dc_Po_SI_18_Charte_Gouvernance.docx
@@ -5374,17 +5374,6 @@
           </w:tcPr>
           <w:p>
             <w:pPr>
-              <w:jc w:val="center"/>
-              <w:rPr>
-                <w:rFonts w:ascii="Arial" w:hAnsi="Arial" w:cs="Arial"/>
-                <w:sz w:val="22"/>
-                <w:szCs w:val="22"/>
-              </w:rPr>
-            </w:pPr>
-          </w:p>
-          <w:p>
-            <w:pPr>
-              <w:jc w:val="center"/>
               <w:rPr>
                 <w:rFonts w:ascii="Arial" w:eastAsia="Calibri" w:hAnsi="Arial" w:cs="Arial"/>
                 <w:color w:val="000000"/>
@@ -5423,7 +5412,7 @@
                 <w:sz w:val="22"/>
                 <w:szCs w:val="22"/>
               </w:rPr>
-              <w:t>Création de la Charte de Gouvernance des Données</w:t>
+              <w:t xml:space="preserve">Création </w:t>
             </w:r>
           </w:p>
         </w:tc>
